--- a/GitHub Link and Reference List for GADE7321 POE Part 3.docx
+++ b/GitHub Link and Reference List for GADE7321 POE Part 3.docx
@@ -122,21 +122,267 @@
           <w:szCs w:val="24"/>
         </w:rPr>
       </w:pPr>
-      <w:proofErr w:type="spellStart"/>
-      <w:r>
-        <w:rPr>
-          <w:sz w:val="24"/>
-          <w:szCs w:val="24"/>
-        </w:rPr>
-        <w:t>Clickdamn</w:t>
-      </w:r>
-      <w:proofErr w:type="spellEnd"/>
-      <w:r>
-        <w:rPr>
-          <w:sz w:val="24"/>
-          <w:szCs w:val="24"/>
-        </w:rPr>
-        <w:t xml:space="preserve">, 2023. </w:t>
+      <w:r>
+        <w:rPr>
+          <w:sz w:val="24"/>
+          <w:szCs w:val="24"/>
+        </w:rPr>
+        <w:t xml:space="preserve">AnimalMesh3D. 2026. </w:t>
+      </w:r>
+      <w:r>
+        <w:rPr>
+          <w:i/>
+          <w:iCs/>
+          <w:sz w:val="24"/>
+          <w:szCs w:val="24"/>
+        </w:rPr>
+        <w:t>Animated Crow – 3D Animal Model</w:t>
+      </w:r>
+      <w:r>
+        <w:rPr>
+          <w:i/>
+          <w:iCs/>
+          <w:sz w:val="24"/>
+          <w:szCs w:val="24"/>
+        </w:rPr>
+        <w:t xml:space="preserve">. </w:t>
+      </w:r>
+      <w:r>
+        <w:rPr>
+          <w:sz w:val="24"/>
+          <w:szCs w:val="24"/>
+        </w:rPr>
+        <w:t>[electronic asset]. Available at: &lt;</w:t>
+      </w:r>
+      <w:r>
+        <w:t xml:space="preserve"> </w:t>
+      </w:r>
+      <w:hyperlink r:id="rId6" w:history="1">
+        <w:r>
+          <w:rPr>
+            <w:rStyle w:val="Hyperlink"/>
+            <w:sz w:val="24"/>
+            <w:szCs w:val="24"/>
+          </w:rPr>
+          <w:t>https://sketchfab.com/3d-models/animated-crow-3d-animal-model-6e634f78d54341a89bbbb6ee1d24876a</w:t>
+        </w:r>
+      </w:hyperlink>
+      <w:r>
+        <w:rPr>
+          <w:sz w:val="24"/>
+          <w:szCs w:val="24"/>
+        </w:rPr>
+        <w:t>&gt; [17 June 2026].</w:t>
+      </w:r>
+    </w:p>
+    <w:p>
+      <w:pPr>
+        <w:pStyle w:val="ListParagraph"/>
+        <w:numPr>
+          <w:ilvl w:val="0"/>
+          <w:numId w:val="1"/>
+        </w:numPr>
+        <w:rPr>
+          <w:sz w:val="24"/>
+          <w:szCs w:val="24"/>
+        </w:rPr>
+      </w:pPr>
+      <w:r>
+        <w:rPr>
+          <w:sz w:val="24"/>
+          <w:szCs w:val="24"/>
+        </w:rPr>
+        <w:t xml:space="preserve">AnimalMesh3D. 2026. </w:t>
+      </w:r>
+      <w:r>
+        <w:rPr>
+          <w:i/>
+          <w:iCs/>
+          <w:sz w:val="24"/>
+          <w:szCs w:val="24"/>
+        </w:rPr>
+        <w:t>Animated Chicken – 3D Animal Model</w:t>
+      </w:r>
+      <w:r>
+        <w:rPr>
+          <w:i/>
+          <w:iCs/>
+          <w:sz w:val="24"/>
+          <w:szCs w:val="24"/>
+        </w:rPr>
+        <w:t xml:space="preserve">. </w:t>
+      </w:r>
+      <w:r>
+        <w:rPr>
+          <w:sz w:val="24"/>
+          <w:szCs w:val="24"/>
+        </w:rPr>
+        <w:t>[electronic asset]. Available at: &lt;</w:t>
+      </w:r>
+      <w:r>
+        <w:t xml:space="preserve"> </w:t>
+      </w:r>
+      <w:hyperlink r:id="rId7" w:history="1">
+        <w:r>
+          <w:rPr>
+            <w:rStyle w:val="Hyperlink"/>
+            <w:sz w:val="24"/>
+            <w:szCs w:val="24"/>
+          </w:rPr>
+          <w:t>https://sketchfab.com/3d-models/animated-chicken-3d-animal-model-a3a74a1c8de343dfa7165825a6254be5</w:t>
+        </w:r>
+      </w:hyperlink>
+      <w:r>
+        <w:rPr>
+          <w:sz w:val="24"/>
+          <w:szCs w:val="24"/>
+        </w:rPr>
+        <w:t>&gt; [17 June 2026].</w:t>
+      </w:r>
+    </w:p>
+    <w:p>
+      <w:pPr>
+        <w:pStyle w:val="ListParagraph"/>
+        <w:numPr>
+          <w:ilvl w:val="0"/>
+          <w:numId w:val="1"/>
+        </w:numPr>
+        <w:rPr>
+          <w:sz w:val="24"/>
+          <w:szCs w:val="24"/>
+        </w:rPr>
+      </w:pPr>
+      <w:r>
+        <w:rPr>
+          <w:sz w:val="24"/>
+          <w:szCs w:val="24"/>
+        </w:rPr>
+        <w:t>AnimalMesh3D. 2026.</w:t>
+      </w:r>
+      <w:r>
+        <w:t xml:space="preserve"> </w:t>
+      </w:r>
+      <w:r>
+        <w:rPr>
+          <w:i/>
+          <w:iCs/>
+          <w:sz w:val="24"/>
+          <w:szCs w:val="24"/>
+        </w:rPr>
+        <w:t>Animated Fox 3D Model</w:t>
+      </w:r>
+      <w:r>
+        <w:rPr>
+          <w:i/>
+          <w:iCs/>
+          <w:sz w:val="24"/>
+          <w:szCs w:val="24"/>
+        </w:rPr>
+        <w:t xml:space="preserve">. </w:t>
+      </w:r>
+      <w:r>
+        <w:rPr>
+          <w:sz w:val="24"/>
+          <w:szCs w:val="24"/>
+        </w:rPr>
+        <w:t>[electronic asset]. Available at: &lt;</w:t>
+      </w:r>
+      <w:hyperlink r:id="rId8" w:history="1">
+        <w:r>
+          <w:rPr>
+            <w:rStyle w:val="Hyperlink"/>
+          </w:rPr>
+          <w:t>https://sketchfab.com/3d-models/animated-fox-3d-model-7b7d4f07d47a444ab6c08b62adfd4aff</w:t>
+        </w:r>
+      </w:hyperlink>
+      <w:r>
+        <w:rPr>
+          <w:sz w:val="24"/>
+          <w:szCs w:val="24"/>
+        </w:rPr>
+        <w:t>&gt; [17 June 2026].</w:t>
+      </w:r>
+    </w:p>
+    <w:p>
+      <w:pPr>
+        <w:pStyle w:val="ListParagraph"/>
+        <w:numPr>
+          <w:ilvl w:val="0"/>
+          <w:numId w:val="1"/>
+        </w:numPr>
+        <w:rPr>
+          <w:sz w:val="24"/>
+          <w:szCs w:val="24"/>
+        </w:rPr>
+      </w:pPr>
+      <w:r>
+        <w:rPr>
+          <w:sz w:val="24"/>
+          <w:szCs w:val="24"/>
+        </w:rPr>
+        <w:t xml:space="preserve">AnimalMesh3D. 2026. </w:t>
+      </w:r>
+      <w:r>
+        <w:rPr>
+          <w:i/>
+          <w:iCs/>
+          <w:sz w:val="24"/>
+          <w:szCs w:val="24"/>
+        </w:rPr>
+        <w:t>Animated Pigeon – 3D Animal Model</w:t>
+      </w:r>
+      <w:r>
+        <w:rPr>
+          <w:i/>
+          <w:iCs/>
+          <w:sz w:val="24"/>
+          <w:szCs w:val="24"/>
+        </w:rPr>
+        <w:t xml:space="preserve">. </w:t>
+      </w:r>
+      <w:r>
+        <w:rPr>
+          <w:sz w:val="24"/>
+          <w:szCs w:val="24"/>
+        </w:rPr>
+        <w:t>[electronic asset]. Available at: &lt;</w:t>
+      </w:r>
+      <w:hyperlink r:id="rId9" w:history="1">
+        <w:r>
+          <w:rPr>
+            <w:rStyle w:val="Hyperlink"/>
+            <w:sz w:val="24"/>
+            <w:szCs w:val="24"/>
+          </w:rPr>
+          <w:t>https://sketchfab.com/3d-models/animated-pigeon-3d-animal-model-23f46fbe433a4e4e8d3ee3c2b20522d5</w:t>
+        </w:r>
+      </w:hyperlink>
+      <w:r>
+        <w:rPr>
+          <w:sz w:val="24"/>
+          <w:szCs w:val="24"/>
+        </w:rPr>
+        <w:t>&gt; [17 June 2026].</w:t>
+      </w:r>
+    </w:p>
+    <w:p>
+      <w:pPr>
+        <w:pStyle w:val="ListParagraph"/>
+        <w:numPr>
+          <w:ilvl w:val="0"/>
+          <w:numId w:val="1"/>
+        </w:numPr>
+        <w:rPr>
+          <w:sz w:val="24"/>
+          <w:szCs w:val="24"/>
+        </w:rPr>
+      </w:pPr>
+      <w:r>
+        <w:rPr>
+          <w:sz w:val="24"/>
+          <w:szCs w:val="24"/>
+        </w:rPr>
+        <w:t xml:space="preserve">Clickdamn, 2023. </w:t>
       </w:r>
       <w:r>
         <w:rPr>
@@ -154,7 +400,7 @@
         </w:rPr>
         <w:t>[electronic asset]. Available at: &lt;</w:t>
       </w:r>
-      <w:hyperlink r:id="rId6" w:history="1">
+      <w:hyperlink r:id="rId10" w:history="1">
         <w:r>
           <w:rPr>
             <w:rStyle w:val="Hyperlink"/>
@@ -184,37 +430,12 @@
           <w:szCs w:val="24"/>
         </w:rPr>
       </w:pPr>
-      <w:proofErr w:type="spellStart"/>
-      <w:r>
-        <w:rPr>
-          <w:sz w:val="24"/>
-          <w:szCs w:val="24"/>
-        </w:rPr>
-        <w:t>DaVe</w:t>
-      </w:r>
-      <w:proofErr w:type="spellEnd"/>
-      <w:r>
-        <w:rPr>
-          <w:sz w:val="24"/>
-          <w:szCs w:val="24"/>
-        </w:rPr>
-        <w:t xml:space="preserve"> </w:t>
-      </w:r>
-      <w:proofErr w:type="spellStart"/>
-      <w:r>
-        <w:rPr>
-          <w:sz w:val="24"/>
-          <w:szCs w:val="24"/>
-        </w:rPr>
-        <w:t>inc</w:t>
-      </w:r>
-      <w:proofErr w:type="spellEnd"/>
-      <w:r>
-        <w:rPr>
-          <w:sz w:val="24"/>
-          <w:szCs w:val="24"/>
-        </w:rPr>
-        <w:t xml:space="preserve">, 2024. </w:t>
+      <w:r>
+        <w:rPr>
+          <w:sz w:val="24"/>
+          <w:szCs w:val="24"/>
+        </w:rPr>
+        <w:t xml:space="preserve">DaVe inc, 2024. </w:t>
       </w:r>
       <w:r>
         <w:rPr>
@@ -232,7 +453,7 @@
         </w:rPr>
         <w:t>[electronic asset]. Available at: &lt;</w:t>
       </w:r>
-      <w:hyperlink r:id="rId7" w:history="1">
+      <w:hyperlink r:id="rId11" w:history="1">
         <w:r>
           <w:rPr>
             <w:rStyle w:val="Hyperlink"/>
@@ -285,7 +506,7 @@
         </w:rPr>
         <w:t xml:space="preserve"> [electronic asset]. Available at: &lt;</w:t>
       </w:r>
-      <w:hyperlink r:id="rId8" w:history="1">
+      <w:hyperlink r:id="rId12" w:history="1">
         <w:r>
           <w:rPr>
             <w:rStyle w:val="Hyperlink"/>
@@ -338,7 +559,7 @@
         </w:rPr>
         <w:t>. [video online] Available at: &lt;</w:t>
       </w:r>
-      <w:hyperlink r:id="rId9" w:history="1">
+      <w:hyperlink r:id="rId13" w:history="1">
         <w:r>
           <w:rPr>
             <w:rStyle w:val="Hyperlink"/>
@@ -368,21 +589,12 @@
           <w:szCs w:val="24"/>
         </w:rPr>
       </w:pPr>
-      <w:proofErr w:type="spellStart"/>
-      <w:r>
-        <w:rPr>
-          <w:sz w:val="24"/>
-          <w:szCs w:val="24"/>
-        </w:rPr>
-        <w:t>Leohpaz</w:t>
-      </w:r>
-      <w:proofErr w:type="spellEnd"/>
-      <w:r>
-        <w:rPr>
-          <w:sz w:val="24"/>
-          <w:szCs w:val="24"/>
-        </w:rPr>
-        <w:t xml:space="preserve">, 2022. </w:t>
+      <w:r>
+        <w:rPr>
+          <w:sz w:val="24"/>
+          <w:szCs w:val="24"/>
+        </w:rPr>
+        <w:t xml:space="preserve">Leohpaz, 2022. </w:t>
       </w:r>
       <w:r>
         <w:rPr>
@@ -400,7 +612,7 @@
         </w:rPr>
         <w:t>[Sound Recording]. Available at: &lt;</w:t>
       </w:r>
-      <w:hyperlink r:id="rId10" w:history="1">
+      <w:hyperlink r:id="rId14" w:history="1">
         <w:r>
           <w:rPr>
             <w:rStyle w:val="Hyperlink"/>
@@ -453,7 +665,7 @@
         </w:rPr>
         <w:t>[Sound Recording]. Available at: &lt;</w:t>
       </w:r>
-      <w:hyperlink r:id="rId11" w:history="1">
+      <w:hyperlink r:id="rId15" w:history="1">
         <w:r>
           <w:rPr>
             <w:rStyle w:val="Hyperlink"/>
@@ -483,21 +695,13 @@
           <w:szCs w:val="24"/>
         </w:rPr>
       </w:pPr>
-      <w:proofErr w:type="spellStart"/>
-      <w:r>
-        <w:rPr>
-          <w:sz w:val="24"/>
-          <w:szCs w:val="24"/>
-        </w:rPr>
-        <w:t>LionBrew</w:t>
-      </w:r>
-      <w:proofErr w:type="spellEnd"/>
-      <w:r>
-        <w:rPr>
-          <w:sz w:val="24"/>
-          <w:szCs w:val="24"/>
-        </w:rPr>
-        <w:t xml:space="preserve"> Studios, 2022. </w:t>
+      <w:r>
+        <w:rPr>
+          <w:sz w:val="24"/>
+          <w:szCs w:val="24"/>
+        </w:rPr>
+        <w:lastRenderedPageBreak/>
+        <w:t xml:space="preserve">LionBrew Studios, 2022. </w:t>
       </w:r>
       <w:r>
         <w:rPr>
@@ -515,7 +719,7 @@
         </w:rPr>
         <w:t>. [electronic asset]. Available at: &lt;</w:t>
       </w:r>
-      <w:hyperlink r:id="rId12" w:history="1">
+      <w:hyperlink r:id="rId16" w:history="1">
         <w:r>
           <w:rPr>
             <w:rStyle w:val="Hyperlink"/>
@@ -568,7 +772,7 @@
         </w:rPr>
         <w:t>[Sound Recording]. Available at: &lt;</w:t>
       </w:r>
-      <w:hyperlink r:id="rId13" w:history="1">
+      <w:hyperlink r:id="rId17" w:history="1">
         <w:r>
           <w:rPr>
             <w:rStyle w:val="Hyperlink"/>
@@ -621,7 +825,7 @@
         </w:rPr>
         <w:t>. [Electronic Asset]. Available at: &lt;</w:t>
       </w:r>
-      <w:hyperlink r:id="rId14" w:history="1">
+      <w:hyperlink r:id="rId18" w:history="1">
         <w:r>
           <w:rPr>
             <w:rStyle w:val="Hyperlink"/>
@@ -674,7 +878,7 @@
         </w:rPr>
         <w:t>. [video online] Available at: &lt;</w:t>
       </w:r>
-      <w:hyperlink r:id="rId15" w:history="1">
+      <w:hyperlink r:id="rId19" w:history="1">
         <w:r>
           <w:rPr>
             <w:rStyle w:val="Hyperlink"/>
@@ -704,22 +908,12 @@
           <w:szCs w:val="24"/>
         </w:rPr>
       </w:pPr>
-      <w:proofErr w:type="spellStart"/>
-      <w:r>
-        <w:rPr>
-          <w:sz w:val="24"/>
-          <w:szCs w:val="24"/>
-        </w:rPr>
-        <w:lastRenderedPageBreak/>
-        <w:t>Mixamo</w:t>
-      </w:r>
-      <w:proofErr w:type="spellEnd"/>
-      <w:r>
-        <w:rPr>
-          <w:sz w:val="24"/>
-          <w:szCs w:val="24"/>
-        </w:rPr>
-        <w:t xml:space="preserve">, 2026. </w:t>
+      <w:r>
+        <w:rPr>
+          <w:sz w:val="24"/>
+          <w:szCs w:val="24"/>
+        </w:rPr>
+        <w:t xml:space="preserve">Mixamo, 2026. </w:t>
       </w:r>
       <w:r>
         <w:rPr>
@@ -737,7 +931,7 @@
         </w:rPr>
         <w:t xml:space="preserve"> [electronic asset]. Available at: &lt;</w:t>
       </w:r>
-      <w:hyperlink r:id="rId16" w:anchor="/?page=1&amp;type=Character" w:history="1">
+      <w:hyperlink r:id="rId20" w:anchor="/?page=1&amp;type=Character" w:history="1">
         <w:r>
           <w:rPr>
             <w:rStyle w:val="Hyperlink"/>
@@ -767,21 +961,12 @@
           <w:szCs w:val="24"/>
         </w:rPr>
       </w:pPr>
-      <w:proofErr w:type="spellStart"/>
-      <w:r>
-        <w:rPr>
-          <w:sz w:val="24"/>
-          <w:szCs w:val="24"/>
-        </w:rPr>
-        <w:t>MoreBBlakeyyy</w:t>
-      </w:r>
-      <w:proofErr w:type="spellEnd"/>
-      <w:r>
-        <w:rPr>
-          <w:sz w:val="24"/>
-          <w:szCs w:val="24"/>
-        </w:rPr>
-        <w:t xml:space="preserve">, 2022. </w:t>
+      <w:r>
+        <w:rPr>
+          <w:sz w:val="24"/>
+          <w:szCs w:val="24"/>
+        </w:rPr>
+        <w:t xml:space="preserve">MoreBBlakeyyy, 2022. </w:t>
       </w:r>
       <w:r>
         <w:rPr>
@@ -799,7 +984,7 @@
         </w:rPr>
         <w:t>. [video online] Available at: &lt;</w:t>
       </w:r>
-      <w:hyperlink r:id="rId17" w:history="1">
+      <w:hyperlink r:id="rId21" w:history="1">
         <w:r>
           <w:rPr>
             <w:rStyle w:val="Hyperlink"/>
@@ -860,266 +1045,6 @@
           <w:szCs w:val="24"/>
         </w:rPr>
         <w:t>UI button for 3D squirrel platformer game</w:t>
-      </w:r>
-      <w:r>
-        <w:rPr>
-          <w:sz w:val="24"/>
-          <w:szCs w:val="24"/>
-        </w:rPr>
-        <w:t xml:space="preserve">. [Large Language Model Image Generator]. [AI Generated Image]. Available at: </w:t>
-      </w:r>
-      <w:hyperlink r:id="rId18" w:history="1">
-        <w:r>
-          <w:rPr>
-            <w:rStyle w:val="Hyperlink"/>
-            <w:sz w:val="24"/>
-            <w:szCs w:val="24"/>
-          </w:rPr>
-          <w:t>https://chatgpt.com</w:t>
-        </w:r>
-      </w:hyperlink>
-      <w:r>
-        <w:rPr>
-          <w:sz w:val="24"/>
-          <w:szCs w:val="24"/>
-        </w:rPr>
-        <w:t xml:space="preserve"> [Accessed 23 March 2026].</w:t>
-      </w:r>
-    </w:p>
-    <w:p>
-      <w:pPr>
-        <w:pStyle w:val="ListParagraph"/>
-        <w:numPr>
-          <w:ilvl w:val="0"/>
-          <w:numId w:val="1"/>
-        </w:numPr>
-        <w:rPr>
-          <w:sz w:val="24"/>
-          <w:szCs w:val="24"/>
-        </w:rPr>
-      </w:pPr>
-      <w:r>
-        <w:rPr>
-          <w:sz w:val="24"/>
-          <w:szCs w:val="24"/>
-        </w:rPr>
-        <w:t>OpenAI, 2026. Chat-GPT (Version GPT-5)</w:t>
-      </w:r>
-      <w:r>
-        <w:rPr>
-          <w:i/>
-          <w:iCs/>
-          <w:sz w:val="24"/>
-          <w:szCs w:val="24"/>
-        </w:rPr>
-        <w:t xml:space="preserve"> Cartoon</w:t>
-      </w:r>
-      <w:r>
-        <w:rPr>
-          <w:sz w:val="24"/>
-          <w:szCs w:val="24"/>
-        </w:rPr>
-        <w:t xml:space="preserve"> </w:t>
-      </w:r>
-      <w:r>
-        <w:rPr>
-          <w:i/>
-          <w:iCs/>
-          <w:sz w:val="24"/>
-          <w:szCs w:val="24"/>
-        </w:rPr>
-        <w:t xml:space="preserve">UI </w:t>
-      </w:r>
-      <w:r>
-        <w:rPr>
-          <w:i/>
-          <w:iCs/>
-          <w:sz w:val="24"/>
-          <w:szCs w:val="24"/>
-        </w:rPr>
-        <w:t>Heart element for</w:t>
-      </w:r>
-      <w:r>
-        <w:rPr>
-          <w:i/>
-          <w:iCs/>
-          <w:sz w:val="24"/>
-          <w:szCs w:val="24"/>
-        </w:rPr>
-        <w:t xml:space="preserve"> 3D squirrel platformer game</w:t>
-      </w:r>
-      <w:r>
-        <w:rPr>
-          <w:sz w:val="24"/>
-          <w:szCs w:val="24"/>
-        </w:rPr>
-        <w:t xml:space="preserve">. [Large Language Model Image Generator]. [AI Generated Image]. Available at: </w:t>
-      </w:r>
-      <w:hyperlink r:id="rId19" w:history="1">
-        <w:r>
-          <w:rPr>
-            <w:rStyle w:val="Hyperlink"/>
-            <w:sz w:val="24"/>
-            <w:szCs w:val="24"/>
-          </w:rPr>
-          <w:t>https://chatgpt.com</w:t>
-        </w:r>
-      </w:hyperlink>
-      <w:r>
-        <w:rPr>
-          <w:sz w:val="24"/>
-          <w:szCs w:val="24"/>
-        </w:rPr>
-        <w:t xml:space="preserve"> [Accessed </w:t>
-      </w:r>
-      <w:r>
-        <w:rPr>
-          <w:sz w:val="24"/>
-          <w:szCs w:val="24"/>
-        </w:rPr>
-        <w:t>30</w:t>
-      </w:r>
-      <w:r>
-        <w:rPr>
-          <w:sz w:val="24"/>
-          <w:szCs w:val="24"/>
-        </w:rPr>
-        <w:t xml:space="preserve"> March 2026].</w:t>
-      </w:r>
-    </w:p>
-    <w:p>
-      <w:pPr>
-        <w:pStyle w:val="ListParagraph"/>
-        <w:numPr>
-          <w:ilvl w:val="0"/>
-          <w:numId w:val="1"/>
-        </w:numPr>
-        <w:rPr>
-          <w:sz w:val="24"/>
-          <w:szCs w:val="24"/>
-        </w:rPr>
-      </w:pPr>
-      <w:r>
-        <w:rPr>
-          <w:sz w:val="24"/>
-          <w:szCs w:val="24"/>
-        </w:rPr>
-        <w:t xml:space="preserve">OpenAI, 2026. Chat-GPT (Version GPT-5) </w:t>
-      </w:r>
-      <w:r>
-        <w:rPr>
-          <w:i/>
-          <w:iCs/>
-          <w:sz w:val="24"/>
-          <w:szCs w:val="24"/>
-        </w:rPr>
-        <w:t>Cartoon UI Panel for 3D squirrel platformer game</w:t>
-      </w:r>
-      <w:r>
-        <w:rPr>
-          <w:sz w:val="24"/>
-          <w:szCs w:val="24"/>
-        </w:rPr>
-        <w:t xml:space="preserve">. [Large Language Model Image Generator]. [AI Generated Image]. Available at: </w:t>
-      </w:r>
-      <w:hyperlink r:id="rId20" w:history="1">
-        <w:r>
-          <w:rPr>
-            <w:rStyle w:val="Hyperlink"/>
-            <w:sz w:val="24"/>
-            <w:szCs w:val="24"/>
-          </w:rPr>
-          <w:t>https://chatgpt.com</w:t>
-        </w:r>
-      </w:hyperlink>
-      <w:r>
-        <w:rPr>
-          <w:sz w:val="24"/>
-          <w:szCs w:val="24"/>
-        </w:rPr>
-        <w:t xml:space="preserve"> [Accessed 23 March 2026].</w:t>
-      </w:r>
-    </w:p>
-    <w:p>
-      <w:pPr>
-        <w:pStyle w:val="ListParagraph"/>
-        <w:numPr>
-          <w:ilvl w:val="0"/>
-          <w:numId w:val="1"/>
-        </w:numPr>
-        <w:rPr>
-          <w:sz w:val="24"/>
-          <w:szCs w:val="24"/>
-        </w:rPr>
-      </w:pPr>
-      <w:r>
-        <w:rPr>
-          <w:sz w:val="24"/>
-          <w:szCs w:val="24"/>
-        </w:rPr>
-        <w:t xml:space="preserve">OpenAI, 2026. Chat-GPT (Version GPT-5) </w:t>
-      </w:r>
-      <w:r>
-        <w:rPr>
-          <w:i/>
-          <w:iCs/>
-          <w:sz w:val="24"/>
-          <w:szCs w:val="24"/>
-        </w:rPr>
-        <w:t>Create a background main menu image for a squirrel 3D platformer game with floating islands</w:t>
-      </w:r>
-      <w:r>
-        <w:rPr>
-          <w:sz w:val="24"/>
-          <w:szCs w:val="24"/>
-        </w:rPr>
-        <w:t xml:space="preserve">. [Large Language Model Image Generator]. [AI Generated Image]. Available at: </w:t>
-      </w:r>
-      <w:hyperlink r:id="rId21" w:history="1">
-        <w:r>
-          <w:rPr>
-            <w:rStyle w:val="Hyperlink"/>
-            <w:sz w:val="24"/>
-            <w:szCs w:val="24"/>
-          </w:rPr>
-          <w:t>https://chatgpt.com</w:t>
-        </w:r>
-      </w:hyperlink>
-      <w:r>
-        <w:rPr>
-          <w:sz w:val="24"/>
-          <w:szCs w:val="24"/>
-        </w:rPr>
-        <w:t xml:space="preserve"> [Accessed 23 March 2026].</w:t>
-      </w:r>
-    </w:p>
-    <w:p>
-      <w:pPr>
-        <w:pStyle w:val="ListParagraph"/>
-        <w:numPr>
-          <w:ilvl w:val="0"/>
-          <w:numId w:val="1"/>
-        </w:numPr>
-        <w:rPr>
-          <w:sz w:val="24"/>
-          <w:szCs w:val="24"/>
-        </w:rPr>
-      </w:pPr>
-      <w:r>
-        <w:rPr>
-          <w:sz w:val="24"/>
-          <w:szCs w:val="24"/>
-        </w:rPr>
-        <w:t xml:space="preserve">OpenAI, 2026. Chat-GPT (Version GPT-5) </w:t>
-      </w:r>
-      <w:r>
-        <w:rPr>
-          <w:i/>
-          <w:iCs/>
-          <w:sz w:val="24"/>
-          <w:szCs w:val="24"/>
-        </w:rPr>
-        <w:t>Create icons for a dialogue system including a warning, level completion, checkpoint, and squirrel for a 3D platformer game</w:t>
       </w:r>
       <w:r>
         <w:rPr>
@@ -1143,7 +1068,7 @@
           <w:sz w:val="24"/>
           <w:szCs w:val="24"/>
         </w:rPr>
-        <w:t xml:space="preserve"> [Accessed 21 March 2026].</w:t>
+        <w:t xml:space="preserve"> [Accessed 23 March 2026].</w:t>
       </w:r>
     </w:p>
     <w:p>
@@ -1163,6 +1088,266 @@
           <w:sz w:val="24"/>
           <w:szCs w:val="24"/>
         </w:rPr>
+        <w:t>OpenAI, 2026. Chat-GPT (Version GPT-5)</w:t>
+      </w:r>
+      <w:r>
+        <w:rPr>
+          <w:i/>
+          <w:iCs/>
+          <w:sz w:val="24"/>
+          <w:szCs w:val="24"/>
+        </w:rPr>
+        <w:t xml:space="preserve"> Cartoon</w:t>
+      </w:r>
+      <w:r>
+        <w:rPr>
+          <w:sz w:val="24"/>
+          <w:szCs w:val="24"/>
+        </w:rPr>
+        <w:t xml:space="preserve"> </w:t>
+      </w:r>
+      <w:r>
+        <w:rPr>
+          <w:i/>
+          <w:iCs/>
+          <w:sz w:val="24"/>
+          <w:szCs w:val="24"/>
+        </w:rPr>
+        <w:t xml:space="preserve">UI </w:t>
+      </w:r>
+      <w:r>
+        <w:rPr>
+          <w:i/>
+          <w:iCs/>
+          <w:sz w:val="24"/>
+          <w:szCs w:val="24"/>
+        </w:rPr>
+        <w:t>Heart element for</w:t>
+      </w:r>
+      <w:r>
+        <w:rPr>
+          <w:i/>
+          <w:iCs/>
+          <w:sz w:val="24"/>
+          <w:szCs w:val="24"/>
+        </w:rPr>
+        <w:t xml:space="preserve"> 3D squirrel platformer game</w:t>
+      </w:r>
+      <w:r>
+        <w:rPr>
+          <w:sz w:val="24"/>
+          <w:szCs w:val="24"/>
+        </w:rPr>
+        <w:t xml:space="preserve">. [Large Language Model Image Generator]. [AI Generated Image]. Available at: </w:t>
+      </w:r>
+      <w:hyperlink r:id="rId23" w:history="1">
+        <w:r>
+          <w:rPr>
+            <w:rStyle w:val="Hyperlink"/>
+            <w:sz w:val="24"/>
+            <w:szCs w:val="24"/>
+          </w:rPr>
+          <w:t>https://chatgpt.com</w:t>
+        </w:r>
+      </w:hyperlink>
+      <w:r>
+        <w:rPr>
+          <w:sz w:val="24"/>
+          <w:szCs w:val="24"/>
+        </w:rPr>
+        <w:t xml:space="preserve"> [Accessed </w:t>
+      </w:r>
+      <w:r>
+        <w:rPr>
+          <w:sz w:val="24"/>
+          <w:szCs w:val="24"/>
+        </w:rPr>
+        <w:t>30</w:t>
+      </w:r>
+      <w:r>
+        <w:rPr>
+          <w:sz w:val="24"/>
+          <w:szCs w:val="24"/>
+        </w:rPr>
+        <w:t xml:space="preserve"> March 2026].</w:t>
+      </w:r>
+    </w:p>
+    <w:p>
+      <w:pPr>
+        <w:pStyle w:val="ListParagraph"/>
+        <w:numPr>
+          <w:ilvl w:val="0"/>
+          <w:numId w:val="1"/>
+        </w:numPr>
+        <w:rPr>
+          <w:sz w:val="24"/>
+          <w:szCs w:val="24"/>
+        </w:rPr>
+      </w:pPr>
+      <w:r>
+        <w:rPr>
+          <w:sz w:val="24"/>
+          <w:szCs w:val="24"/>
+        </w:rPr>
+        <w:t xml:space="preserve">OpenAI, 2026. Chat-GPT (Version GPT-5) </w:t>
+      </w:r>
+      <w:r>
+        <w:rPr>
+          <w:i/>
+          <w:iCs/>
+          <w:sz w:val="24"/>
+          <w:szCs w:val="24"/>
+        </w:rPr>
+        <w:t>Cartoon UI Panel for 3D squirrel platformer game</w:t>
+      </w:r>
+      <w:r>
+        <w:rPr>
+          <w:sz w:val="24"/>
+          <w:szCs w:val="24"/>
+        </w:rPr>
+        <w:t xml:space="preserve">. [Large Language Model Image Generator]. [AI Generated Image]. Available at: </w:t>
+      </w:r>
+      <w:hyperlink r:id="rId24" w:history="1">
+        <w:r>
+          <w:rPr>
+            <w:rStyle w:val="Hyperlink"/>
+            <w:sz w:val="24"/>
+            <w:szCs w:val="24"/>
+          </w:rPr>
+          <w:t>https://chatgpt.com</w:t>
+        </w:r>
+      </w:hyperlink>
+      <w:r>
+        <w:rPr>
+          <w:sz w:val="24"/>
+          <w:szCs w:val="24"/>
+        </w:rPr>
+        <w:t xml:space="preserve"> [Accessed 23 March 2026].</w:t>
+      </w:r>
+    </w:p>
+    <w:p>
+      <w:pPr>
+        <w:pStyle w:val="ListParagraph"/>
+        <w:numPr>
+          <w:ilvl w:val="0"/>
+          <w:numId w:val="1"/>
+        </w:numPr>
+        <w:rPr>
+          <w:sz w:val="24"/>
+          <w:szCs w:val="24"/>
+        </w:rPr>
+      </w:pPr>
+      <w:r>
+        <w:rPr>
+          <w:sz w:val="24"/>
+          <w:szCs w:val="24"/>
+        </w:rPr>
+        <w:t xml:space="preserve">OpenAI, 2026. Chat-GPT (Version GPT-5) </w:t>
+      </w:r>
+      <w:r>
+        <w:rPr>
+          <w:i/>
+          <w:iCs/>
+          <w:sz w:val="24"/>
+          <w:szCs w:val="24"/>
+        </w:rPr>
+        <w:t>Create a background main menu image for a squirrel 3D platformer game with floating islands</w:t>
+      </w:r>
+      <w:r>
+        <w:rPr>
+          <w:sz w:val="24"/>
+          <w:szCs w:val="24"/>
+        </w:rPr>
+        <w:t xml:space="preserve">. [Large Language Model Image Generator]. [AI Generated Image]. Available at: </w:t>
+      </w:r>
+      <w:hyperlink r:id="rId25" w:history="1">
+        <w:r>
+          <w:rPr>
+            <w:rStyle w:val="Hyperlink"/>
+            <w:sz w:val="24"/>
+            <w:szCs w:val="24"/>
+          </w:rPr>
+          <w:t>https://chatgpt.com</w:t>
+        </w:r>
+      </w:hyperlink>
+      <w:r>
+        <w:rPr>
+          <w:sz w:val="24"/>
+          <w:szCs w:val="24"/>
+        </w:rPr>
+        <w:t xml:space="preserve"> [Accessed 23 March 2026].</w:t>
+      </w:r>
+    </w:p>
+    <w:p>
+      <w:pPr>
+        <w:pStyle w:val="ListParagraph"/>
+        <w:numPr>
+          <w:ilvl w:val="0"/>
+          <w:numId w:val="1"/>
+        </w:numPr>
+        <w:rPr>
+          <w:sz w:val="24"/>
+          <w:szCs w:val="24"/>
+        </w:rPr>
+      </w:pPr>
+      <w:r>
+        <w:rPr>
+          <w:sz w:val="24"/>
+          <w:szCs w:val="24"/>
+        </w:rPr>
+        <w:t xml:space="preserve">OpenAI, 2026. Chat-GPT (Version GPT-5) </w:t>
+      </w:r>
+      <w:r>
+        <w:rPr>
+          <w:i/>
+          <w:iCs/>
+          <w:sz w:val="24"/>
+          <w:szCs w:val="24"/>
+        </w:rPr>
+        <w:t>Create icons for a dialogue system including a warning, level completion, checkpoint, and squirrel for a 3D platformer game</w:t>
+      </w:r>
+      <w:r>
+        <w:rPr>
+          <w:sz w:val="24"/>
+          <w:szCs w:val="24"/>
+        </w:rPr>
+        <w:t xml:space="preserve">. [Large Language Model Image Generator]. [AI Generated Image]. Available at: </w:t>
+      </w:r>
+      <w:hyperlink r:id="rId26" w:history="1">
+        <w:r>
+          <w:rPr>
+            <w:rStyle w:val="Hyperlink"/>
+            <w:sz w:val="24"/>
+            <w:szCs w:val="24"/>
+          </w:rPr>
+          <w:t>https://chatgpt.com</w:t>
+        </w:r>
+      </w:hyperlink>
+      <w:r>
+        <w:rPr>
+          <w:sz w:val="24"/>
+          <w:szCs w:val="24"/>
+        </w:rPr>
+        <w:t xml:space="preserve"> [Accessed 21 March 2026].</w:t>
+      </w:r>
+    </w:p>
+    <w:p>
+      <w:pPr>
+        <w:pStyle w:val="ListParagraph"/>
+        <w:numPr>
+          <w:ilvl w:val="0"/>
+          <w:numId w:val="1"/>
+        </w:numPr>
+        <w:rPr>
+          <w:sz w:val="24"/>
+          <w:szCs w:val="24"/>
+        </w:rPr>
+      </w:pPr>
+      <w:r>
+        <w:rPr>
+          <w:sz w:val="24"/>
+          <w:szCs w:val="24"/>
+        </w:rPr>
         <w:t xml:space="preserve">PolyOne Studio, 2025. </w:t>
       </w:r>
       <w:r>
@@ -1181,7 +1366,7 @@
         </w:rPr>
         <w:t>[electronic asset]. Available at: &lt;</w:t>
       </w:r>
-      <w:hyperlink r:id="rId23" w:history="1">
+      <w:hyperlink r:id="rId27" w:history="1">
         <w:r>
           <w:rPr>
             <w:rStyle w:val="Hyperlink"/>
@@ -1220,21 +1405,12 @@
           <w:szCs w:val="24"/>
         </w:rPr>
       </w:pPr>
-      <w:proofErr w:type="spellStart"/>
-      <w:r>
-        <w:rPr>
-          <w:sz w:val="24"/>
-          <w:szCs w:val="24"/>
-        </w:rPr>
-        <w:t>Printable_models</w:t>
-      </w:r>
-      <w:proofErr w:type="spellEnd"/>
-      <w:r>
-        <w:rPr>
-          <w:sz w:val="24"/>
-          <w:szCs w:val="24"/>
-        </w:rPr>
-        <w:t xml:space="preserve">, 2019. </w:t>
+      <w:r>
+        <w:rPr>
+          <w:sz w:val="24"/>
+          <w:szCs w:val="24"/>
+        </w:rPr>
+        <w:t xml:space="preserve">Printable_models, 2019. </w:t>
       </w:r>
       <w:r>
         <w:rPr>
@@ -1266,7 +1442,7 @@
         </w:rPr>
         <w:t xml:space="preserve"> Available at: &lt;</w:t>
       </w:r>
-      <w:hyperlink r:id="rId24" w:history="1">
+      <w:hyperlink r:id="rId28" w:history="1">
         <w:r>
           <w:rPr>
             <w:rStyle w:val="Hyperlink"/>
@@ -1296,21 +1472,13 @@
           <w:szCs w:val="24"/>
         </w:rPr>
       </w:pPr>
-      <w:proofErr w:type="spellStart"/>
-      <w:r>
-        <w:rPr>
-          <w:sz w:val="24"/>
-          <w:szCs w:val="24"/>
-        </w:rPr>
-        <w:t>Sycoinc</w:t>
-      </w:r>
-      <w:proofErr w:type="spellEnd"/>
-      <w:r>
-        <w:rPr>
-          <w:sz w:val="24"/>
-          <w:szCs w:val="24"/>
-        </w:rPr>
-        <w:t xml:space="preserve">, 2019. </w:t>
+      <w:r>
+        <w:rPr>
+          <w:sz w:val="24"/>
+          <w:szCs w:val="24"/>
+        </w:rPr>
+        <w:lastRenderedPageBreak/>
+        <w:t xml:space="preserve">Sycoinc, 2019. </w:t>
       </w:r>
       <w:r>
         <w:rPr>
@@ -1328,7 +1496,7 @@
         </w:rPr>
         <w:t>[electronic asset]. Available at: &lt;</w:t>
       </w:r>
-      <w:hyperlink r:id="rId25" w:history="1">
+      <w:hyperlink r:id="rId29" w:history="1">
         <w:r>
           <w:rPr>
             <w:rStyle w:val="Hyperlink"/>
@@ -1358,21 +1526,12 @@
           <w:szCs w:val="24"/>
         </w:rPr>
       </w:pPr>
-      <w:proofErr w:type="spellStart"/>
-      <w:r>
-        <w:rPr>
-          <w:sz w:val="24"/>
-          <w:szCs w:val="24"/>
-        </w:rPr>
-        <w:t>TheMightyHitcher</w:t>
-      </w:r>
-      <w:proofErr w:type="spellEnd"/>
-      <w:r>
-        <w:rPr>
-          <w:sz w:val="24"/>
-          <w:szCs w:val="24"/>
-        </w:rPr>
-        <w:t xml:space="preserve">, 2024. </w:t>
+      <w:r>
+        <w:rPr>
+          <w:sz w:val="24"/>
+          <w:szCs w:val="24"/>
+        </w:rPr>
+        <w:t xml:space="preserve">TheMightyHitcher, 2024. </w:t>
       </w:r>
       <w:r>
         <w:rPr>
@@ -1390,7 +1549,7 @@
         </w:rPr>
         <w:t xml:space="preserve"> [electronic asset]. Available at: &lt;</w:t>
       </w:r>
-      <w:hyperlink r:id="rId26" w:history="1">
+      <w:hyperlink r:id="rId30" w:history="1">
         <w:r>
           <w:rPr>
             <w:rStyle w:val="Hyperlink"/>
@@ -1438,39 +1597,17 @@
           <w:sz w:val="24"/>
           <w:szCs w:val="24"/>
         </w:rPr>
-        <w:t xml:space="preserve">Free Casual </w:t>
-      </w:r>
-      <w:proofErr w:type="spellStart"/>
+        <w:t>Free Casual SoundFX Pack</w:t>
+      </w:r>
       <w:r>
         <w:rPr>
           <w:rFonts w:ascii="Aptos" w:eastAsia="Aptos" w:hAnsi="Aptos" w:cs="Aptos"/>
-          <w:i/>
-          <w:iCs/>
-          <w:sz w:val="24"/>
-          <w:szCs w:val="24"/>
-        </w:rPr>
-        <w:t>SoundFX</w:t>
-      </w:r>
-      <w:proofErr w:type="spellEnd"/>
-      <w:r>
-        <w:rPr>
-          <w:rFonts w:ascii="Aptos" w:eastAsia="Aptos" w:hAnsi="Aptos" w:cs="Aptos"/>
-          <w:i/>
-          <w:iCs/>
-          <w:sz w:val="24"/>
-          <w:szCs w:val="24"/>
-        </w:rPr>
-        <w:t xml:space="preserve"> Pack</w:t>
-      </w:r>
-      <w:r>
-        <w:rPr>
-          <w:rFonts w:ascii="Aptos" w:eastAsia="Aptos" w:hAnsi="Aptos" w:cs="Aptos"/>
           <w:sz w:val="24"/>
           <w:szCs w:val="24"/>
         </w:rPr>
         <w:t>. [Sound Recording]. Available at: &lt;</w:t>
       </w:r>
-      <w:hyperlink r:id="rId27" w:history="1">
+      <w:hyperlink r:id="rId31" w:history="1">
         <w:r>
           <w:rPr>
             <w:rStyle w:val="Hyperlink"/>
@@ -1542,7 +1679,7 @@
         </w:rPr>
         <w:t>[electronic asset]. Available at: &lt;</w:t>
       </w:r>
-      <w:hyperlink r:id="rId28" w:history="1">
+      <w:hyperlink r:id="rId32" w:history="1">
         <w:r>
           <w:rPr>
             <w:rStyle w:val="Hyperlink"/>
@@ -1572,22 +1709,12 @@
           <w:szCs w:val="24"/>
         </w:rPr>
       </w:pPr>
-      <w:proofErr w:type="spellStart"/>
-      <w:r>
-        <w:rPr>
-          <w:sz w:val="24"/>
-          <w:szCs w:val="24"/>
-        </w:rPr>
-        <w:lastRenderedPageBreak/>
-        <w:t>WitherFox</w:t>
-      </w:r>
-      <w:proofErr w:type="spellEnd"/>
-      <w:r>
-        <w:rPr>
-          <w:sz w:val="24"/>
-          <w:szCs w:val="24"/>
-        </w:rPr>
-        <w:t xml:space="preserve">, 2025. </w:t>
+      <w:r>
+        <w:rPr>
+          <w:sz w:val="24"/>
+          <w:szCs w:val="24"/>
+        </w:rPr>
+        <w:t xml:space="preserve">WitherFox, 2025. </w:t>
       </w:r>
       <w:r>
         <w:rPr>
@@ -1605,7 +1732,7 @@
         </w:rPr>
         <w:t>[electronic asset]. Available at: &lt;</w:t>
       </w:r>
-      <w:hyperlink r:id="rId29" w:history="1">
+      <w:hyperlink r:id="rId33" w:history="1">
         <w:r>
           <w:rPr>
             <w:rStyle w:val="Hyperlink"/>
@@ -2484,7 +2611,6 @@
   <w:style w:type="character" w:default="1" w:styleId="DefaultParagraphFont">
     <w:name w:val="Default Paragraph Font"/>
     <w:uiPriority w:val="1"/>
-    <w:semiHidden/>
     <w:unhideWhenUsed/>
   </w:style>
   <w:style w:type="table" w:default="1" w:styleId="TableNormal">
